--- a/hub/files/PA5.5_Assignment_2026FA_Template.docx
+++ b/hub/files/PA5.5_Assignment_2026FA_Template.docx
@@ -15,7 +15,7 @@
         <w:rPr>
           <w:i/>
         </w:rPr>
-        <w:t>Template version 2026-10-05. Fill in this file only and upload it as your Canvas submission (.docx). The instructions and rubric are in the assignment brief; nothing from the brief needs to be copied here.</w:t>
+        <w:t>Template version 2026-10-07. Fill in this file only and upload it as your Canvas submission (.docx). The instructions and rubric are in the assignment brief; nothing from the brief needs to be copied here.</w:t>
       </w:r>
     </w:p>
     <w:tbl>
@@ -223,6 +223,12 @@
                 <w:sz w:val="19"/>
               </w:rPr>
             </w:r>
+            <w:r>
+              <w:rPr>
+                <w:sz w:val="19"/>
+              </w:rPr>
+              <w:t>Friends and family:</w:t>
+            </w:r>
           </w:p>
         </w:tc>
         <w:tc>
@@ -285,6 +291,12 @@
                 <w:sz w:val="19"/>
               </w:rPr>
             </w:r>
+            <w:r>
+              <w:rPr>
+                <w:sz w:val="19"/>
+              </w:rPr>
+              <w:t>Outside:</w:t>
+            </w:r>
           </w:p>
         </w:tc>
         <w:tc>
@@ -346,6 +358,12 @@
               <w:rPr>
                 <w:sz w:val="19"/>
               </w:rPr>
+            </w:r>
+            <w:r>
+              <w:rPr>
+                <w:sz w:val="19"/>
+              </w:rPr>
+              <w:t>Outside:</w:t>
             </w:r>
           </w:p>
         </w:tc>
@@ -469,6 +487,14 @@
       </w:tr>
     </w:tbl>
     <w:p/>
+    <w:p>
+      <w:r>
+        <w:rPr>
+          <w:b/>
+        </w:rPr>
+        <w:t>Counted from outside friends and family: ____ (at least 2)</w:t>
+      </w:r>
+    </w:p>
     <w:p>
       <w:r>
         <w:rPr>
